--- a/ProgrammingforAI/TABA/TABA - PAI (2).docx
+++ b/ProgrammingforAI/TABA/TABA - PAI (2).docx
@@ -338,19 +338,7 @@
         <w:t xml:space="preserve"> </w:t>
       </w:r>
       <w:r>
-        <w:t xml:space="preserve">In parallel, the availability of large-scale public datasets, along with advances in computational power and analytical methods, has improved significantly in recent years. This progress is reflected in the growing number of studies </w:t>
-      </w:r>
-      <w:r>
-        <w:t>analysing</w:t>
-      </w:r>
-      <w:r>
-        <w:t xml:space="preserve"> the influence of temporal, environmental, and socio-contextual factors on crime incidence, including time of day, seasonality, and </w:t>
-      </w:r>
-      <w:r>
-        <w:t>neighbourhood</w:t>
-      </w:r>
-      <w:r>
-        <w:t xml:space="preserve"> characteristics[3] [4].</w:t>
+        <w:t>In parallel, the availability of large-scale public datasets, along with advances in computational power and analytical methods, has improved significantly in recent years. This progress is reflected in the growing number of studies analysing the influence of temporal, environmental, and socio-contextual factors on crime incidence, including time of day, seasonality, and neighbourhood characteristics[3] [4].</w:t>
       </w:r>
     </w:p>
     <w:p>
@@ -476,13 +464,7 @@
         <w:spacing w:before="8pt" w:after="4pt" w:line="12.95pt" w:lineRule="auto"/>
       </w:pPr>
       <w:r>
-        <w:t xml:space="preserve">As a result, existing research has largely treated crime </w:t>
-      </w:r>
-      <w:r>
-        <w:t>modelling</w:t>
-      </w:r>
-      <w:r>
-        <w:t xml:space="preserve"> and lunar influence studies as separate domains. The lack of integrated analyses combining crime data with lunar phase information reveals a gap in the literature that this study seeks to address.</w:t>
+        <w:t>As a result, existing research has largely treated crime modelling and lunar influence studies as separate domains. The lack of integrated analyses combining crime data with lunar phase information reveals a gap in the literature that this study seeks to address.</w:t>
       </w:r>
     </w:p>
     <w:p>
@@ -689,14 +671,7 @@
           <w:rFonts w:eastAsia="Times New Roman"/>
           <w:color w:val="000000" w:themeColor="text1"/>
         </w:rPr>
-        <w:t xml:space="preserve"> PostgreSQL relational </w:t>
-      </w:r>
-      <w:r>
-        <w:rPr>
-          <w:rFonts w:eastAsia="Times New Roman"/>
-          <w:color w:val="000000" w:themeColor="text1"/>
-        </w:rPr>
-        <w:t>database</w:t>
+        <w:t xml:space="preserve"> PostgreSQL relational database</w:t>
       </w:r>
       <w:r>
         <w:rPr>
@@ -742,6 +717,9 @@
         <w:jc w:val="center"/>
       </w:pPr>
       <w:r>
+        <w:rPr>
+          <w:noProof/>
+        </w:rPr>
         <w:drawing>
           <wp:inline distT="0" distB="0" distL="0" distR="0" wp14:anchorId="544C0192" wp14:editId="45587D17">
             <wp:extent cx="2712682" cy="1219200"/>
@@ -831,41 +809,796 @@
         <w:t>Moon-phases Dataset</w:t>
       </w:r>
     </w:p>
+    <w:p>
+      <w:r>
+        <w:t>For the</w:t>
+      </w:r>
+      <w:r>
+        <w:t xml:space="preserve"> extraction of the</w:t>
+      </w:r>
+      <w:r>
+        <w:t xml:space="preserve"> </w:t>
+      </w:r>
+      <w:r>
+        <w:t>moon data</w:t>
+      </w:r>
+      <w:r>
+        <w:t xml:space="preserve"> the </w:t>
+      </w:r>
+      <w:r>
+        <w:t>Liberation</w:t>
+      </w:r>
+      <w:r>
+        <w:t xml:space="preserve"> NASA dataset was chose</w:t>
+      </w:r>
+      <w:r>
+        <w:t xml:space="preserve">n, </w:t>
+      </w:r>
+      <w:r>
+        <w:t>because</w:t>
+      </w:r>
+      <w:r>
+        <w:t xml:space="preserve"> it</w:t>
+      </w:r>
+      <w:r>
+        <w:t xml:space="preserve"> is a well know</w:t>
+      </w:r>
+      <w:r>
+        <w:t xml:space="preserve">, </w:t>
+      </w:r>
+      <w:r>
+        <w:t>well documented</w:t>
+      </w:r>
+      <w:r>
+        <w:t xml:space="preserve"> </w:t>
+      </w:r>
+      <w:r>
+        <w:t>source with high</w:t>
+      </w:r>
+      <w:r>
+        <w:t xml:space="preserve"> </w:t>
+      </w:r>
+      <w:r>
+        <w:t>scientific</w:t>
+      </w:r>
+      <w:r>
+        <w:t xml:space="preserve"> </w:t>
+      </w:r>
+      <w:r>
+        <w:t>accuracy</w:t>
+      </w:r>
+      <w:r>
+        <w:t xml:space="preserve"> </w:t>
+      </w:r>
+      <w:r>
+        <w:t xml:space="preserve">and </w:t>
+      </w:r>
+      <w:r>
+        <w:t>offers a</w:t>
+      </w:r>
+      <w:r>
+        <w:t xml:space="preserve"> broad range of</w:t>
+      </w:r>
+      <w:r>
+        <w:t xml:space="preserve"> </w:t>
+      </w:r>
+      <w:r>
+        <w:t>possible relevant</w:t>
+      </w:r>
+      <w:r>
+        <w:t xml:space="preserve"> information</w:t>
+      </w:r>
+      <w:r>
+        <w:t>, such</w:t>
+      </w:r>
+      <w:r>
+        <w:t xml:space="preserve"> as </w:t>
+      </w:r>
+      <w:r>
+        <w:t xml:space="preserve">the moon diameter, </w:t>
+      </w:r>
+      <w:r>
+        <w:t>phasing and distance</w:t>
+      </w:r>
+      <w:r>
+        <w:t xml:space="preserve"> from earth</w:t>
+      </w:r>
+      <w:r>
+        <w:t xml:space="preserve">. </w:t>
+      </w:r>
+      <w:r>
+        <w:t>Additionally</w:t>
+      </w:r>
+      <w:r>
+        <w:t xml:space="preserve">, it also originates from the </w:t>
+      </w:r>
+      <w:r>
+        <w:t>United</w:t>
+      </w:r>
+      <w:r>
+        <w:t xml:space="preserve"> States, same country as Chicago, making </w:t>
+      </w:r>
+      <w:r>
+        <w:t>correlation</w:t>
+      </w:r>
+      <w:r>
+        <w:t xml:space="preserve"> between the datasets more consistent </w:t>
+      </w:r>
+      <w:r>
+        <w:t>and</w:t>
+      </w:r>
+      <w:r>
+        <w:t xml:space="preserve"> reliable </w:t>
+      </w:r>
+      <w:r>
+        <w:t xml:space="preserve"> </w:t>
+      </w:r>
+    </w:p>
+    <w:p>
+      <w:pPr>
+        <w:pStyle w:val="Heading3"/>
+        <w:rPr>
+          <w:noProof w:val="0"/>
+        </w:rPr>
+      </w:pPr>
+      <w:r>
+        <w:rPr>
+          <w:noProof w:val="0"/>
+        </w:rPr>
+        <w:t>Fetching Data</w:t>
+      </w:r>
+    </w:p>
+    <w:p>
+      <w:r>
+        <w:t xml:space="preserve">The NASA Liberation dataset provides annual Moon data in JSON format, with each year’s data accessible via a separate URL. To compile a complete dataset for the project period (2020–2025), the six annual JSON files were downloaded, parsed, and converted into Pandas </w:t>
+      </w:r>
+      <w:proofErr w:type="spellStart"/>
+      <w:r>
+        <w:t>dataframes</w:t>
+      </w:r>
+      <w:proofErr w:type="spellEnd"/>
+      <w:r>
+        <w:t xml:space="preserve">. These individual yearly </w:t>
+      </w:r>
+      <w:proofErr w:type="spellStart"/>
+      <w:r>
+        <w:t>dataframes</w:t>
+      </w:r>
+      <w:proofErr w:type="spellEnd"/>
+      <w:r>
+        <w:t xml:space="preserve"> were then concatenated into a single unified dataset for further analysis.</w:t>
+      </w:r>
+    </w:p>
+    <w:p>
+      <w:pPr>
+        <w:pStyle w:val="Heading3"/>
+        <w:rPr>
+          <w:noProof w:val="0"/>
+        </w:rPr>
+      </w:pPr>
+      <w:r>
+        <w:rPr>
+          <w:noProof w:val="0"/>
+        </w:rPr>
+        <w:t>Data wrangling</w:t>
+      </w:r>
+    </w:p>
+    <w:p>
+      <w:r>
+        <w:t xml:space="preserve">Although </w:t>
+      </w:r>
+      <w:r>
+        <w:t>NASA offers a</w:t>
+      </w:r>
+      <w:r>
+        <w:t xml:space="preserve"> already well-structured</w:t>
+      </w:r>
+      <w:r>
+        <w:t xml:space="preserve"> data</w:t>
+      </w:r>
+      <w:r>
+        <w:t>, some transformation and cleaning were still necessary to make it</w:t>
+      </w:r>
+      <w:r>
+        <w:t xml:space="preserve"> more</w:t>
+      </w:r>
+      <w:r>
+        <w:t xml:space="preserve"> suitable for </w:t>
+      </w:r>
+      <w:r>
+        <w:t>the study</w:t>
+      </w:r>
+      <w:r>
+        <w:t>. From the original source,</w:t>
+      </w:r>
+      <w:r>
+        <w:t xml:space="preserve"> some columns were dropped, with</w:t>
+      </w:r>
+      <w:r>
+        <w:t xml:space="preserve"> the following columns </w:t>
+      </w:r>
+      <w:r>
+        <w:t>being</w:t>
+      </w:r>
+      <w:r>
+        <w:t xml:space="preserve"> kept:</w:t>
+      </w:r>
+    </w:p>
+    <w:p>
+      <w:pPr>
+        <w:pStyle w:val="ListParagraph"/>
+        <w:numPr>
+          <w:ilvl w:val="0"/>
+          <w:numId w:val="19"/>
+        </w:numPr>
+      </w:pPr>
+      <w:r>
+        <w:t>time</w:t>
+      </w:r>
+    </w:p>
+    <w:p>
+      <w:pPr>
+        <w:pStyle w:val="ListParagraph"/>
+        <w:numPr>
+          <w:ilvl w:val="0"/>
+          <w:numId w:val="19"/>
+        </w:numPr>
+      </w:pPr>
+      <w:r>
+        <w:t>year</w:t>
+      </w:r>
+    </w:p>
+    <w:p>
+      <w:pPr>
+        <w:pStyle w:val="ListParagraph"/>
+        <w:numPr>
+          <w:ilvl w:val="0"/>
+          <w:numId w:val="19"/>
+        </w:numPr>
+      </w:pPr>
+      <w:r>
+        <w:t>age</w:t>
+      </w:r>
+    </w:p>
+    <w:p>
+      <w:pPr>
+        <w:pStyle w:val="ListParagraph"/>
+        <w:numPr>
+          <w:ilvl w:val="0"/>
+          <w:numId w:val="19"/>
+        </w:numPr>
+      </w:pPr>
+      <w:r>
+        <w:t>phase</w:t>
+      </w:r>
+    </w:p>
+    <w:p>
+      <w:pPr>
+        <w:pStyle w:val="ListParagraph"/>
+        <w:numPr>
+          <w:ilvl w:val="0"/>
+          <w:numId w:val="19"/>
+        </w:numPr>
+      </w:pPr>
+      <w:r>
+        <w:t>diameter</w:t>
+      </w:r>
+    </w:p>
+    <w:p>
+      <w:pPr>
+        <w:pStyle w:val="ListParagraph"/>
+        <w:numPr>
+          <w:ilvl w:val="0"/>
+          <w:numId w:val="19"/>
+        </w:numPr>
+      </w:pPr>
+      <w:r>
+        <w:t>distance</w:t>
+      </w:r>
+    </w:p>
+    <w:p>
+      <w:r>
+        <w:t>T</w:t>
+      </w:r>
+      <w:r>
+        <w:t xml:space="preserve">he </w:t>
+      </w:r>
+      <w:r>
+        <w:t xml:space="preserve">resulting </w:t>
+      </w:r>
+      <w:r>
+        <w:t>columns were</w:t>
+      </w:r>
+      <w:r>
+        <w:t xml:space="preserve"> </w:t>
+      </w:r>
+      <w:r>
+        <w:t>further</w:t>
+      </w:r>
+      <w:r>
+        <w:t xml:space="preserve"> filtered with </w:t>
+      </w:r>
+      <w:r>
+        <w:t>only the first observation of each day</w:t>
+      </w:r>
+      <w:r>
+        <w:t>,</w:t>
+      </w:r>
+      <w:r>
+        <w:t xml:space="preserve"> corresponding to 00:00:00</w:t>
+      </w:r>
+      <w:r>
+        <w:t>,</w:t>
+      </w:r>
+      <w:r>
+        <w:t xml:space="preserve"> </w:t>
+      </w:r>
+      <w:r>
+        <w:t>being</w:t>
+      </w:r>
+      <w:r>
+        <w:t xml:space="preserve"> retained</w:t>
+      </w:r>
+      <w:r>
+        <w:t>, in order to</w:t>
+      </w:r>
+      <w:r>
+        <w:t xml:space="preserve"> ensure a consistent one-record-per-day dataset without hourly fluctuations that are not central to the </w:t>
+      </w:r>
+      <w:r>
+        <w:t>study.</w:t>
+      </w:r>
+      <w:r>
+        <w:t xml:space="preserve"> </w:t>
+      </w:r>
+    </w:p>
+    <w:p>
+      <w:r>
+        <w:t>Finally, a custom function was applied to the</w:t>
+      </w:r>
+      <w:r>
+        <w:t xml:space="preserve"> daily</w:t>
+      </w:r>
+      <w:r>
+        <w:t xml:space="preserve"> </w:t>
+      </w:r>
+      <w:proofErr w:type="spellStart"/>
+      <w:r>
+        <w:t>dataframe</w:t>
+      </w:r>
+      <w:proofErr w:type="spellEnd"/>
+      <w:r>
+        <w:t xml:space="preserve"> </w:t>
+      </w:r>
+      <w:r>
+        <w:t>adding a</w:t>
+      </w:r>
+      <w:r>
+        <w:t xml:space="preserve"> descriptive</w:t>
+      </w:r>
+      <w:r>
+        <w:t xml:space="preserve"> label</w:t>
+      </w:r>
+      <w:r>
+        <w:t xml:space="preserve"> regarding the lunar phase</w:t>
+      </w:r>
+      <w:r>
+        <w:t>, derived from the lunar age values</w:t>
+      </w:r>
+      <w:r>
+        <w:t>.</w:t>
+      </w:r>
+      <w:r>
+        <w:t xml:space="preserve"> </w:t>
+      </w:r>
+      <w:r>
+        <w:t>After all steps above,</w:t>
+      </w:r>
+      <w:r>
+        <w:t xml:space="preserve"> the resultant 2191 rows were </w:t>
+      </w:r>
+      <w:r>
+        <w:t>uploaded in</w:t>
+      </w:r>
+      <w:r>
+        <w:t xml:space="preserve"> the local Postgres database</w:t>
+      </w:r>
+      <w:r>
+        <w:t>.</w:t>
+      </w:r>
+    </w:p>
+    <w:p>
+      <w:pPr>
+        <w:pStyle w:val="Heading2"/>
+        <w:rPr>
+          <w:rFonts w:eastAsia="Times New Roman"/>
+          <w:i w:val="0"/>
+          <w:iCs w:val="0"/>
+          <w:color w:val="000000" w:themeColor="text1"/>
+        </w:rPr>
+      </w:pPr>
+      <w:r>
+        <w:t>Chicago Crimes Dataset</w:t>
+      </w:r>
+    </w:p>
+    <w:p>
+      <w:r>
+        <w:t xml:space="preserve">The </w:t>
+      </w:r>
+      <w:r>
+        <w:t>Chicago</w:t>
+      </w:r>
+      <w:r>
+        <w:t xml:space="preserve"> crimes dataset was </w:t>
+      </w:r>
+      <w:r>
+        <w:t>chosen</w:t>
+      </w:r>
+      <w:r>
+        <w:t xml:space="preserve"> as the dataset</w:t>
+      </w:r>
+      <w:r>
+        <w:t xml:space="preserve"> </w:t>
+      </w:r>
+      <w:r>
+        <w:t>to base</w:t>
+      </w:r>
+      <w:r>
+        <w:t xml:space="preserve"> the crime statistics</w:t>
+      </w:r>
+      <w:r>
+        <w:t xml:space="preserve"> for the project</w:t>
+      </w:r>
+      <w:r>
+        <w:t>,</w:t>
+      </w:r>
+      <w:r>
+        <w:t xml:space="preserve"> because it </w:t>
+      </w:r>
+      <w:r>
+        <w:t>possesses</w:t>
+      </w:r>
+      <w:r>
+        <w:t xml:space="preserve"> a high degree of quality and a </w:t>
+      </w:r>
+      <w:r>
+        <w:t>well-documented</w:t>
+      </w:r>
+      <w:r>
+        <w:t xml:space="preserve"> public API</w:t>
+      </w:r>
+      <w:r>
+        <w:t>, al</w:t>
+      </w:r>
+      <w:r>
+        <w:t>l</w:t>
+      </w:r>
+      <w:r>
+        <w:t xml:space="preserve">owing for easy programmatic access. Moreover, the </w:t>
+      </w:r>
+      <w:r>
+        <w:t>crimes</w:t>
+      </w:r>
+      <w:r>
+        <w:t xml:space="preserve"> </w:t>
+      </w:r>
+      <w:r>
+        <w:t>entr</w:t>
+      </w:r>
+      <w:r>
+        <w:t>ies</w:t>
+      </w:r>
+      <w:r>
+        <w:t xml:space="preserve"> are recorded hourly, offering a suitable basis for integrating with the lunar phase datasets</w:t>
+      </w:r>
+      <w:r>
+        <w:t>.</w:t>
+      </w:r>
+      <w:r>
+        <w:t xml:space="preserve"> </w:t>
+      </w:r>
+    </w:p>
+    <w:p>
+      <w:pPr>
+        <w:pStyle w:val="Heading3"/>
+        <w:rPr>
+          <w:noProof w:val="0"/>
+        </w:rPr>
+      </w:pPr>
+      <w:r>
+        <w:rPr>
+          <w:noProof w:val="0"/>
+        </w:rPr>
+        <w:t>Fetching Data</w:t>
+      </w:r>
+    </w:p>
+    <w:p>
+      <w:r>
+        <w:t xml:space="preserve">The data set was downloaded via an official API to the Chicago Data Portal. The data were filtered to include only records from the year 2020 onward to provide a good temporal match with the other data sets in the project. Besides, the default API </w:t>
+      </w:r>
+      <w:r>
+        <w:t xml:space="preserve">limits the fetch requests to </w:t>
+      </w:r>
+      <w:r>
+        <w:t xml:space="preserve">1000 </w:t>
+      </w:r>
+      <w:r>
+        <w:t xml:space="preserve">entries, so an </w:t>
+      </w:r>
+      <w:r>
+        <w:t>explicit limit</w:t>
+      </w:r>
+      <w:r>
+        <w:t xml:space="preserve"> filter</w:t>
+      </w:r>
+      <w:r>
+        <w:t xml:space="preserve"> of 5 million record was added to bypass this limitation</w:t>
+      </w:r>
+      <w:r>
+        <w:t>.</w:t>
+      </w:r>
+    </w:p>
+    <w:p/>
     <w:p/>
     <w:p>
       <w:pPr>
+        <w:pStyle w:val="Heading3"/>
+        <w:rPr>
+          <w:noProof w:val="0"/>
+        </w:rPr>
+      </w:pPr>
+      <w:r>
+        <w:rPr>
+          <w:noProof w:val="0"/>
+        </w:rPr>
+        <w:t>Data wrangling</w:t>
+      </w:r>
+    </w:p>
+    <w:p>
+      <w:r>
+        <w:t>The first preprocessing step undertaken was analysing all attributes available and selecting only those fields that were of essence to the objectives. This included the following columns:</w:t>
+      </w:r>
+    </w:p>
+    <w:p>
+      <w:pPr>
+        <w:pStyle w:val="ListParagraph"/>
+        <w:numPr>
+          <w:ilvl w:val="0"/>
+          <w:numId w:val="19"/>
+        </w:numPr>
+      </w:pPr>
+      <w:r>
+        <w:t>d</w:t>
+      </w:r>
+      <w:r>
+        <w:t>ate</w:t>
+      </w:r>
+    </w:p>
+    <w:p>
+      <w:pPr>
+        <w:pStyle w:val="ListParagraph"/>
+        <w:numPr>
+          <w:ilvl w:val="0"/>
+          <w:numId w:val="19"/>
+        </w:numPr>
+      </w:pPr>
+      <w:proofErr w:type="spellStart"/>
+      <w:r>
+        <w:t>primary_type</w:t>
+      </w:r>
+      <w:proofErr w:type="spellEnd"/>
+    </w:p>
+    <w:p>
+      <w:pPr>
+        <w:pStyle w:val="ListParagraph"/>
+        <w:numPr>
+          <w:ilvl w:val="0"/>
+          <w:numId w:val="19"/>
+        </w:numPr>
+      </w:pPr>
+      <w:proofErr w:type="spellStart"/>
+      <w:r>
+        <w:t>location_description</w:t>
+      </w:r>
+      <w:proofErr w:type="spellEnd"/>
+    </w:p>
+    <w:p>
+      <w:pPr>
+        <w:pStyle w:val="ListParagraph"/>
+        <w:numPr>
+          <w:ilvl w:val="0"/>
+          <w:numId w:val="19"/>
+        </w:numPr>
+      </w:pPr>
+      <w:r>
+        <w:t>a</w:t>
+      </w:r>
+      <w:r>
+        <w:t>rrest</w:t>
+      </w:r>
+    </w:p>
+    <w:p>
+      <w:pPr>
+        <w:pStyle w:val="ListParagraph"/>
+        <w:numPr>
+          <w:ilvl w:val="0"/>
+          <w:numId w:val="19"/>
+        </w:numPr>
+      </w:pPr>
+      <w:r>
+        <w:t>d</w:t>
+      </w:r>
+      <w:r>
+        <w:t>omestic</w:t>
+      </w:r>
+    </w:p>
+    <w:p>
+      <w:r>
+        <w:t>Th</w:t>
+      </w:r>
+      <w:r>
+        <w:t xml:space="preserve">e dataset also </w:t>
+      </w:r>
+      <w:r>
+        <w:t>underwent</w:t>
+      </w:r>
+      <w:r>
+        <w:t xml:space="preserve"> </w:t>
+      </w:r>
+      <w:r>
+        <w:t>trough a</w:t>
+      </w:r>
+      <w:r>
+        <w:t xml:space="preserve"> </w:t>
+      </w:r>
+      <w:r>
+        <w:t>normaliz</w:t>
+      </w:r>
+      <w:r>
+        <w:t>ation process on</w:t>
+      </w:r>
+      <w:r>
+        <w:t xml:space="preserve"> the date column to</w:t>
+      </w:r>
+      <w:r>
+        <w:t xml:space="preserve"> ensure</w:t>
+      </w:r>
+      <w:r>
+        <w:t xml:space="preserve"> a consistent temporal granularity with that used for the traffic and lunar datasets.</w:t>
+      </w:r>
+      <w:r>
+        <w:t>.</w:t>
+      </w:r>
+    </w:p>
+    <w:p>
+      <w:pPr>
+        <w:rPr>
+          <w:rFonts w:eastAsia="Times New Roman"/>
+          <w:color w:val="000000" w:themeColor="text1"/>
+          <w:lang w:val="en-US"/>
+        </w:rPr>
+      </w:pPr>
+      <w:r>
+        <w:t xml:space="preserve"> </w:t>
+      </w:r>
+      <w:r>
         <w:rPr>
           <w:rFonts w:eastAsia="Times New Roman"/>
           <w:color w:val="000000" w:themeColor="text1"/>
         </w:rPr>
-      </w:pPr>
+        <w:t xml:space="preserve">The </w:t>
+      </w:r>
       <w:r>
         <w:rPr>
           <w:rFonts w:eastAsia="Times New Roman"/>
           <w:color w:val="000000" w:themeColor="text1"/>
         </w:rPr>
-        <w:t xml:space="preserve">As the proposed research question topic states and examines correlations between lunar phases and incidents in the city of Chicago, three datasets were selected to perform a full and detailed analysis. The first dataset used was the NASA Moon Phase and </w:t>
-      </w:r>
-      <w:proofErr w:type="spellStart"/>
+        <w:t xml:space="preserve">subsequent </w:t>
+      </w:r>
       <w:r>
         <w:rPr>
           <w:rFonts w:eastAsia="Times New Roman"/>
           <w:color w:val="000000" w:themeColor="text1"/>
         </w:rPr>
-        <w:t>Libration</w:t>
-      </w:r>
-      <w:proofErr w:type="spellEnd"/>
-      <w:r>
-        <w:rPr>
-          <w:rFonts w:eastAsia="Times New Roman"/>
-          <w:color w:val="000000" w:themeColor="text1"/>
-        </w:rPr>
-        <w:t xml:space="preserve"> dataset (2021-2025). It stores columns that include lunar age, phase percentage, and Earth-Moon distance, retrieved from NASA's resources and calculated hourly. This dataset was picked for its scientific accuracy, which is crucial when doing correlation analysis.[5]</w:t>
+        <w:t>wrangling step ensured consistency of format, removed any discrepancies, and standardized any variation in crime type labels. This transformation was necessary both to reduce noise and to ensure that reliable analysis of categorical values was possible.</w:t>
       </w:r>
     </w:p>
     <w:p>
-      <w:pPr>
-        <w:pStyle w:val="Heading3"/>
+      <w:r>
+        <w:t xml:space="preserve">The most </w:t>
+      </w:r>
+      <w:r>
+        <w:t>c</w:t>
+      </w:r>
+      <w:r>
+        <w:t xml:space="preserve">hallenging preprocessing step concerned the </w:t>
+      </w:r>
+      <w:proofErr w:type="spellStart"/>
+      <w:r>
+        <w:t>location_description</w:t>
+      </w:r>
+      <w:proofErr w:type="spellEnd"/>
+      <w:r>
+        <w:t xml:space="preserve"> field. The main reason </w:t>
+      </w:r>
+      <w:r>
+        <w:t>being</w:t>
+      </w:r>
+      <w:r>
+        <w:t xml:space="preserve"> the fact that this field was composed of a large number of </w:t>
+      </w:r>
+      <w:r>
+        <w:t xml:space="preserve">highly granular categories. </w:t>
+      </w:r>
+      <w:r>
+        <w:t>The function to clean this field consist</w:t>
+      </w:r>
+      <w:r>
+        <w:t>ed</w:t>
+      </w:r>
+      <w:r>
+        <w:t xml:space="preserve"> of a standardized format</w:t>
+      </w:r>
+      <w:r>
+        <w:t xml:space="preserve"> </w:t>
+      </w:r>
+      <w:r>
+        <w:t xml:space="preserve">and aggregation into larger and </w:t>
+      </w:r>
+      <w:r>
+        <w:t>analytically meaningful groups</w:t>
+      </w:r>
+      <w:r>
+        <w:t>, enhancing readability</w:t>
+      </w:r>
+      <w:r>
+        <w:t xml:space="preserve">, improving </w:t>
+      </w:r>
+      <w:r>
+        <w:t>reliability</w:t>
+      </w:r>
+      <w:r>
+        <w:t xml:space="preserve"> and</w:t>
+      </w:r>
+      <w:r>
+        <w:t xml:space="preserve"> </w:t>
+      </w:r>
+      <w:r>
+        <w:t xml:space="preserve">further </w:t>
+      </w:r>
+      <w:r>
+        <w:t xml:space="preserve">reducing sparsity. </w:t>
+      </w:r>
+    </w:p>
+    <w:p>
+      <w:pPr>
+        <w:ind w:firstLine="0pt"/>
+      </w:pPr>
+      <w:r>
+        <w:tab/>
+      </w:r>
+      <w:r>
+        <w:t xml:space="preserve">Finally, after all cleaning, normalisation and transformation had been done, the processed dataset was uploaded to the </w:t>
+      </w:r>
+      <w:r>
+        <w:t>Postgres local</w:t>
+      </w:r>
+      <w:r>
+        <w:t xml:space="preserve"> database in batches of 5,000 records to avoid limitations in request size. Total records inserted were 2</w:t>
+      </w:r>
+      <w:r>
+        <w:t>96,852</w:t>
+      </w:r>
+      <w:r>
+        <w:t>.</w:t>
+      </w:r>
+      <w:r>
+        <w:t xml:space="preserve"> </w:t>
+      </w:r>
+    </w:p>
+    <w:p>
+      <w:pPr>
+        <w:pStyle w:val="Heading1"/>
         <w:rPr>
           <w:rFonts w:eastAsia="Times New Roman"/>
           <w:noProof w:val="0"/>
@@ -873,73 +1606,28 @@
         </w:rPr>
       </w:pPr>
       <w:r>
-        <w:rPr>
-          <w:noProof w:val="0"/>
-        </w:rPr>
-        <w:t xml:space="preserve">Processing data </w:t>
+        <w:t xml:space="preserve"> Results and Evaluation</w:t>
       </w:r>
     </w:p>
     <w:p>
       <w:pPr>
-        <w:rPr>
-          <w:rFonts w:eastAsia="Times New Roman"/>
-          <w:i/>
-          <w:iCs/>
-          <w:color w:val="000000" w:themeColor="text1"/>
-        </w:rPr>
-      </w:pPr>
-      <w:r>
-        <w:t xml:space="preserve">The data processing was done using Python 3.12, and a layered architecture that separates cleaned data transformation from raw data ingestion. Raw JSON files </w:t>
-      </w:r>
-      <w:r>
-        <w:t>of NASA</w:t>
-      </w:r>
-      <w:r>
-        <w:t xml:space="preserve"> moon-phases data were uploaded to a “</w:t>
-      </w:r>
-      <w:proofErr w:type="spellStart"/>
-      <w:r>
-        <w:t>Supabase</w:t>
-      </w:r>
-      <w:proofErr w:type="spellEnd"/>
-      <w:r>
-        <w:t xml:space="preserve">” PostgreSQL cloud database programmatically and the </w:t>
-      </w:r>
-      <w:proofErr w:type="spellStart"/>
-      <w:r>
-        <w:t>supabase-py</w:t>
-      </w:r>
-      <w:proofErr w:type="spellEnd"/>
-      <w:r>
-        <w:t xml:space="preserve"> client library (v2.23.0) was used for it. </w:t>
+        <w:pStyle w:val="Heading2"/>
+      </w:pPr>
+      <w:r>
+        <w:t>Scikit-Learn</w:t>
       </w:r>
     </w:p>
     <w:p>
-      <w:pPr>
-        <w:rPr>
-          <w:rFonts w:eastAsia="Times New Roman"/>
-          <w:color w:val="000000" w:themeColor="text1"/>
-        </w:rPr>
-      </w:pPr>
-      <w:r>
-        <w:t xml:space="preserve">In this case, batch upload was used, and 500 records per batch were processed to manage API rate limits and memory limitations. The upload script uploaded 43,825 hourly lunar records over the chosen five years range. </w:t>
+      <w:r>
+        <w:t xml:space="preserve">Scikit-learn was chosen as one of the libraries for its efficient and reliable tools for cross-validation and evaluation. Also, benign is stated as a good learning library for any experimental analysis and comparative </w:t>
       </w:r>
       <w:proofErr w:type="spellStart"/>
       <w:r>
-        <w:t>Supabase</w:t>
+        <w:t>modeling</w:t>
       </w:r>
       <w:proofErr w:type="spellEnd"/>
       <w:r>
-        <w:t xml:space="preserve"> was chosen as team's decision to satisfy project requirements and also for its cloud architecture, built-in authentication, and easy integration with Python code.</w:t>
-      </w:r>
-      <w:r>
-        <w:t>[</w:t>
-      </w:r>
-      <w:r>
-        <w:t>7</w:t>
-      </w:r>
-      <w:r>
-        <w:t>]</w:t>
+        <w:t>. [n4]</w:t>
       </w:r>
     </w:p>
     <w:p>
@@ -954,15 +1642,7 @@
         </w:rPr>
       </w:pPr>
       <w:r>
-        <w:rPr>
-          <w:noProof w:val="0"/>
-        </w:rPr>
-        <w:t>Data Transformation</w:t>
-      </w:r>
-    </w:p>
-    <w:p>
-      <w:r>
-        <w:t>The moon phases dataset needed transformation from hourly to daily aggregates to match the crime and traffic datasets in terms of granularity and precision.</w:t>
+        <w:t>Linear Regression</w:t>
       </w:r>
     </w:p>
     <w:p>
@@ -973,558 +1653,11 @@
         </w:rPr>
       </w:pPr>
       <w:r>
-        <w:t xml:space="preserve">Pagination was </w:t>
-      </w:r>
-      <w:r>
-        <w:t>used to</w:t>
-      </w:r>
-      <w:r>
-        <w:t xml:space="preserve"> resolve </w:t>
-      </w:r>
-      <w:proofErr w:type="spellStart"/>
-      <w:r>
-        <w:t>Supabase's</w:t>
-      </w:r>
-      <w:proofErr w:type="spellEnd"/>
-      <w:r>
-        <w:t xml:space="preserve"> default 1000-record query limit, loading data in batches of </w:t>
-      </w:r>
-      <w:r>
-        <w:t>500 using</w:t>
-      </w:r>
-      <w:r>
-        <w:t xml:space="preserve"> range-based queries.</w:t>
+        <w:t>The first AI model to evaluate the relationship between lunar phases and daily crime accidents, with the use of scikit-learn, was a Linear Regression. Following best practices, a five-fold cross-validation was applied to the model, where the R² (Coefficient of determination) was set as the evaluation metric. [n1]</w:t>
       </w:r>
     </w:p>
     <w:p>
-      <w:pPr>
-        <w:rPr>
-          <w:rFonts w:eastAsia="Times New Roman"/>
-          <w:color w:val="000000" w:themeColor="text1"/>
-        </w:rPr>
-      </w:pPr>
-      <w:r>
-        <w:t xml:space="preserve">The transformation </w:t>
-      </w:r>
-      <w:r>
-        <w:t>used in</w:t>
-      </w:r>
-      <w:r>
-        <w:t xml:space="preserve"> 03_moon_data_</w:t>
-      </w:r>
-      <w:r>
-        <w:t xml:space="preserve"> </w:t>
-      </w:r>
-      <w:proofErr w:type="spellStart"/>
-      <w:r>
-        <w:t>cleaning.ipynb</w:t>
-      </w:r>
-      <w:proofErr w:type="spellEnd"/>
-      <w:r>
-        <w:t xml:space="preserve"> uses grouping operations with pandas (2.3.3 version),</w:t>
-      </w:r>
-      <w:r>
-        <w:t>[6]</w:t>
-      </w:r>
-      <w:r>
-        <w:t xml:space="preserve"> calculating daily averages for phase percentage, lunar age, distance, and diameter.</w:t>
-      </w:r>
-    </w:p>
-    <w:p>
-      <w:r>
-        <w:t xml:space="preserve">Further </w:t>
-      </w:r>
-      <w:r>
-        <w:t>the phase</w:t>
-      </w:r>
-      <w:r>
-        <w:t xml:space="preserve"> percentages were mapped to lunar categories</w:t>
-      </w:r>
-      <w:r>
-        <w:t xml:space="preserve"> </w:t>
-      </w:r>
-      <w:r>
-        <w:t>(New Moon, Waxing Crescent, First Quarter, Waxing Gibbous, Full Moon) based on existing astronomical thresholds. This reduced over 40000 hourly records to 1825 daily aggregates making cleaned dataset normalized and ready for correlation analysis</w:t>
-      </w:r>
-    </w:p>
-    <w:p>
-      <w:pPr>
-        <w:pStyle w:val="Heading2"/>
-        <w:rPr>
-          <w:rFonts w:eastAsia="Times New Roman"/>
-          <w:i w:val="0"/>
-          <w:iCs w:val="0"/>
-          <w:color w:val="000000" w:themeColor="text1"/>
-        </w:rPr>
-      </w:pPr>
-      <w:r>
-        <w:t>Chicago Crimes Dataset</w:t>
-      </w:r>
-    </w:p>
-    <w:p>
-      <w:r>
-        <w:t xml:space="preserve">The </w:t>
-      </w:r>
-      <w:r>
-        <w:t>Chicago</w:t>
-      </w:r>
-      <w:r>
-        <w:t xml:space="preserve"> crimes dataset was </w:t>
-      </w:r>
-      <w:r>
-        <w:t>chosen</w:t>
-      </w:r>
-      <w:r>
-        <w:t xml:space="preserve"> as the dataset</w:t>
-      </w:r>
-      <w:r>
-        <w:t xml:space="preserve"> </w:t>
-      </w:r>
-      <w:r>
-        <w:t>to base</w:t>
-      </w:r>
-      <w:r>
-        <w:t xml:space="preserve"> the crime statistics</w:t>
-      </w:r>
-      <w:r>
-        <w:t xml:space="preserve"> for the project</w:t>
-      </w:r>
-      <w:r>
-        <w:t>,</w:t>
-      </w:r>
-      <w:r>
-        <w:t xml:space="preserve"> because it </w:t>
-      </w:r>
-      <w:r>
-        <w:t>possesses</w:t>
-      </w:r>
-      <w:r>
-        <w:t xml:space="preserve"> a high degree of quality and a </w:t>
-      </w:r>
-      <w:r>
-        <w:t>well-documented</w:t>
-      </w:r>
-      <w:r>
-        <w:t xml:space="preserve"> public API</w:t>
-      </w:r>
-      <w:r>
-        <w:t>, al</w:t>
-      </w:r>
-      <w:r>
-        <w:t>l</w:t>
-      </w:r>
-      <w:r>
-        <w:t xml:space="preserve">owing for easy programmatic access. Moreover, the </w:t>
-      </w:r>
-      <w:r>
-        <w:t>crimes</w:t>
-      </w:r>
-      <w:r>
-        <w:t xml:space="preserve"> </w:t>
-      </w:r>
-      <w:r>
-        <w:t>entr</w:t>
-      </w:r>
-      <w:r>
-        <w:t>ies</w:t>
-      </w:r>
-      <w:r>
-        <w:t xml:space="preserve"> are recorded hourly, offering a suitable basis for integrating with the lunar phase datasets</w:t>
-      </w:r>
-      <w:r>
-        <w:t>.</w:t>
-      </w:r>
-      <w:r>
-        <w:t xml:space="preserve"> </w:t>
-      </w:r>
-    </w:p>
-    <w:p>
-      <w:pPr>
-        <w:pStyle w:val="Heading3"/>
-        <w:rPr>
-          <w:noProof w:val="0"/>
-        </w:rPr>
-      </w:pPr>
-      <w:r>
-        <w:rPr>
-          <w:noProof w:val="0"/>
-        </w:rPr>
-        <w:t>Fetching Data</w:t>
-      </w:r>
-    </w:p>
-    <w:p>
-      <w:r>
-        <w:t xml:space="preserve">The data set was downloaded via an official API to the Chicago Data Portal. The data were filtered to include only records from the year 2020 onward to provide a good temporal match with the other data sets in the project. Besides, the default API </w:t>
-      </w:r>
-      <w:r>
-        <w:t xml:space="preserve">limits the fetch requests to </w:t>
-      </w:r>
-      <w:r>
-        <w:t xml:space="preserve">1000 </w:t>
-      </w:r>
-      <w:r>
-        <w:t xml:space="preserve">entries, so an </w:t>
-      </w:r>
-      <w:r>
-        <w:t>explicit limit</w:t>
-      </w:r>
-      <w:r>
-        <w:t xml:space="preserve"> filter</w:t>
-      </w:r>
-      <w:r>
-        <w:t xml:space="preserve"> of 5 million record was added to bypass this limitation</w:t>
-      </w:r>
-      <w:r>
-        <w:t>.</w:t>
-      </w:r>
-    </w:p>
-    <w:p>
-      <w:r>
-        <w:t>Once obtained, the raw data was persisted in a local Postgres instance. This ap</w:t>
-      </w:r>
-      <w:r>
-        <w:t>proach focus on minimising the delay related to fetch</w:t>
-      </w:r>
-      <w:r>
-        <w:t>ing</w:t>
-      </w:r>
-      <w:r>
-        <w:t xml:space="preserve"> all data from the cloud</w:t>
-      </w:r>
-      <w:r>
-        <w:t xml:space="preserve">, </w:t>
-      </w:r>
-      <w:r>
-        <w:t xml:space="preserve">as well </w:t>
-      </w:r>
-      <w:r>
-        <w:t>as</w:t>
-      </w:r>
-      <w:r>
-        <w:t xml:space="preserve"> avoiding overloading the database with the raw data.</w:t>
-      </w:r>
-      <w:r>
-        <w:t xml:space="preserve"> Additionally, storing raw data locally allows for efficient re-runs of the cleaning pipeline whenever adjustments are required</w:t>
-      </w:r>
-    </w:p>
-    <w:p>
-      <w:pPr>
-        <w:pStyle w:val="Heading3"/>
-        <w:rPr>
-          <w:noProof w:val="0"/>
-        </w:rPr>
-      </w:pPr>
-      <w:r>
-        <w:rPr>
-          <w:noProof w:val="0"/>
-        </w:rPr>
-        <w:t>Data wrangling</w:t>
-      </w:r>
-    </w:p>
-    <w:p>
-      <w:r>
-        <w:t>The dataset was loaded from the local database after ingestion</w:t>
-      </w:r>
-      <w:r>
-        <w:t xml:space="preserve">. </w:t>
-      </w:r>
-      <w:r>
-        <w:t>The first preprocessing step undertaken was analysing all attributes available and selecting only those fields that were of essence to the objectives. This included the following columns:</w:t>
-      </w:r>
-    </w:p>
-    <w:p>
-      <w:pPr>
-        <w:pStyle w:val="ListParagraph"/>
-        <w:numPr>
-          <w:ilvl w:val="0"/>
-          <w:numId w:val="19"/>
-        </w:numPr>
-      </w:pPr>
-      <w:r>
-        <w:t>d</w:t>
-      </w:r>
-      <w:r>
-        <w:t>ate</w:t>
-      </w:r>
-    </w:p>
-    <w:p>
-      <w:pPr>
-        <w:pStyle w:val="ListParagraph"/>
-        <w:numPr>
-          <w:ilvl w:val="0"/>
-          <w:numId w:val="19"/>
-        </w:numPr>
-      </w:pPr>
-      <w:proofErr w:type="spellStart"/>
-      <w:r>
-        <w:t>primary_type</w:t>
-      </w:r>
-      <w:proofErr w:type="spellEnd"/>
-    </w:p>
-    <w:p>
-      <w:pPr>
-        <w:pStyle w:val="ListParagraph"/>
-        <w:numPr>
-          <w:ilvl w:val="0"/>
-          <w:numId w:val="19"/>
-        </w:numPr>
-      </w:pPr>
-      <w:proofErr w:type="spellStart"/>
-      <w:r>
-        <w:t>location_description</w:t>
-      </w:r>
-      <w:proofErr w:type="spellEnd"/>
-    </w:p>
-    <w:p>
-      <w:pPr>
-        <w:pStyle w:val="ListParagraph"/>
-        <w:numPr>
-          <w:ilvl w:val="0"/>
-          <w:numId w:val="19"/>
-        </w:numPr>
-      </w:pPr>
-      <w:r>
-        <w:t>a</w:t>
-      </w:r>
-      <w:r>
-        <w:t>rrest</w:t>
-      </w:r>
-    </w:p>
-    <w:p>
-      <w:pPr>
-        <w:pStyle w:val="ListParagraph"/>
-        <w:numPr>
-          <w:ilvl w:val="0"/>
-          <w:numId w:val="19"/>
-        </w:numPr>
-      </w:pPr>
-      <w:r>
-        <w:t>d</w:t>
-      </w:r>
-      <w:r>
-        <w:t>omestic</w:t>
-      </w:r>
-    </w:p>
-    <w:p>
-      <w:r>
-        <w:t>Th</w:t>
-      </w:r>
-      <w:r>
-        <w:t xml:space="preserve">e dataset also </w:t>
-      </w:r>
-      <w:r>
-        <w:t>underwent</w:t>
-      </w:r>
-      <w:r>
-        <w:t xml:space="preserve"> </w:t>
-      </w:r>
-      <w:r>
-        <w:t>trough a</w:t>
-      </w:r>
-      <w:r>
-        <w:t xml:space="preserve"> </w:t>
-      </w:r>
-      <w:r>
-        <w:t>normaliz</w:t>
-      </w:r>
-      <w:r>
-        <w:t>ation process on</w:t>
-      </w:r>
-      <w:r>
-        <w:t xml:space="preserve"> the date column to</w:t>
-      </w:r>
-      <w:r>
-        <w:t xml:space="preserve"> ensure</w:t>
-      </w:r>
-      <w:r>
-        <w:t xml:space="preserve"> a consistent temporal granularity with that used for the traffic and lunar datasets.</w:t>
-      </w:r>
-      <w:r>
-        <w:t>.</w:t>
-      </w:r>
-    </w:p>
-    <w:p>
-      <w:pPr>
-        <w:rPr>
-          <w:rFonts w:eastAsia="Times New Roman"/>
-          <w:color w:val="000000" w:themeColor="text1"/>
-          <w:lang w:val="en-US"/>
-        </w:rPr>
-      </w:pPr>
-      <w:r>
-        <w:t xml:space="preserve"> </w:t>
-      </w:r>
-      <w:r>
-        <w:rPr>
-          <w:rFonts w:eastAsia="Times New Roman"/>
-          <w:color w:val="000000" w:themeColor="text1"/>
-        </w:rPr>
-        <w:t xml:space="preserve">The </w:t>
-      </w:r>
-      <w:r>
-        <w:rPr>
-          <w:rFonts w:eastAsia="Times New Roman"/>
-          <w:color w:val="000000" w:themeColor="text1"/>
-        </w:rPr>
-        <w:t xml:space="preserve">subsequent </w:t>
-      </w:r>
-      <w:r>
-        <w:rPr>
-          <w:rFonts w:eastAsia="Times New Roman"/>
-          <w:color w:val="000000" w:themeColor="text1"/>
-        </w:rPr>
-        <w:t>wrangling step ensured consistency of format, removed any discrepancies, and standardized any variation in crime type labels. This transformation was necessary both to reduce noise and to ensure that reliable analysis of categorical values was possible.</w:t>
-      </w:r>
-    </w:p>
-    <w:p>
-      <w:r>
-        <w:t xml:space="preserve">The most </w:t>
-      </w:r>
-      <w:r>
-        <w:t>c</w:t>
-      </w:r>
-      <w:r>
-        <w:t xml:space="preserve">hallenging preprocessing step concerned the </w:t>
-      </w:r>
-      <w:proofErr w:type="spellStart"/>
-      <w:r>
-        <w:t>location_description</w:t>
-      </w:r>
-      <w:proofErr w:type="spellEnd"/>
-      <w:r>
-        <w:t xml:space="preserve"> field. The main reason </w:t>
-      </w:r>
-      <w:r>
-        <w:t>being</w:t>
-      </w:r>
-      <w:r>
-        <w:t xml:space="preserve"> the fact that this field was composed of a large number of </w:t>
-      </w:r>
-      <w:r>
-        <w:t xml:space="preserve">highly granular categories. </w:t>
-      </w:r>
-      <w:r>
-        <w:t>The function to clean this field consist</w:t>
-      </w:r>
-      <w:r>
-        <w:t>ed</w:t>
-      </w:r>
-      <w:r>
-        <w:t xml:space="preserve"> of a standardized format</w:t>
-      </w:r>
-      <w:r>
-        <w:t xml:space="preserve"> </w:t>
-      </w:r>
-      <w:r>
-        <w:t xml:space="preserve">and aggregation into larger and </w:t>
-      </w:r>
-      <w:r>
-        <w:t>analytically meaningful groups</w:t>
-      </w:r>
-      <w:r>
-        <w:t>, enhancing readability</w:t>
-      </w:r>
-      <w:r>
-        <w:t xml:space="preserve">, improving </w:t>
-      </w:r>
-      <w:r>
-        <w:t>reliability</w:t>
-      </w:r>
-      <w:r>
-        <w:t xml:space="preserve"> and</w:t>
-      </w:r>
-      <w:r>
-        <w:t xml:space="preserve"> </w:t>
-      </w:r>
-      <w:r>
-        <w:t xml:space="preserve">further </w:t>
-      </w:r>
-      <w:r>
-        <w:t xml:space="preserve">reducing sparsity. </w:t>
-      </w:r>
-    </w:p>
-    <w:p>
-      <w:pPr>
-        <w:ind w:firstLine="0pt"/>
-      </w:pPr>
-      <w:r>
-        <w:t xml:space="preserve">Finally, after all cleaning, normalisation and transformation had been done, the processed dataset was uploaded to the </w:t>
-      </w:r>
-      <w:proofErr w:type="spellStart"/>
-      <w:r>
-        <w:t>Supabase</w:t>
-      </w:r>
-      <w:proofErr w:type="spellEnd"/>
-      <w:r>
-        <w:t xml:space="preserve"> cloud database in batches of 5,000 records to avoid limitations in request size. Total records inserted were 288,762.</w:t>
-      </w:r>
-      <w:r>
-        <w:t xml:space="preserve"> </w:t>
-      </w:r>
-    </w:p>
-    <w:p>
-      <w:pPr>
-        <w:pStyle w:val="Heading1"/>
-        <w:rPr>
-          <w:rFonts w:eastAsia="Times New Roman"/>
-          <w:noProof w:val="0"/>
-          <w:color w:val="000000" w:themeColor="text1"/>
-        </w:rPr>
-      </w:pPr>
-      <w:r>
-        <w:t xml:space="preserve"> Results and Evaluation</w:t>
-      </w:r>
-    </w:p>
-    <w:p>
-      <w:pPr>
-        <w:pStyle w:val="Heading2"/>
-      </w:pPr>
-      <w:r>
-        <w:t>Scikit-Learn</w:t>
-      </w:r>
-    </w:p>
-    <w:p>
-      <w:r>
-        <w:t xml:space="preserve">Scikit-learn was chosen as one of the libraries for its efficient and reliable tools for cross-validation and evaluation. Also, benign is stated as a good learning library for any experimental analysis and comparative </w:t>
-      </w:r>
-      <w:proofErr w:type="spellStart"/>
-      <w:r>
-        <w:t>modeling</w:t>
-      </w:r>
-      <w:proofErr w:type="spellEnd"/>
-      <w:r>
-        <w:t>. [n4]</w:t>
-      </w:r>
-    </w:p>
-    <w:p>
-      <w:pPr>
-        <w:pStyle w:val="Heading3"/>
-        <w:rPr>
-          <w:rFonts w:eastAsia="Times New Roman"/>
-          <w:i w:val="0"/>
-          <w:iCs w:val="0"/>
-          <w:noProof w:val="0"/>
-          <w:color w:val="000000" w:themeColor="text1"/>
-        </w:rPr>
-      </w:pPr>
-      <w:r>
-        <w:t>Linear Regression</w:t>
-      </w:r>
-    </w:p>
-    <w:p>
-      <w:pPr>
-        <w:rPr>
-          <w:rFonts w:eastAsia="Times New Roman"/>
-          <w:color w:val="000000" w:themeColor="text1"/>
-        </w:rPr>
-      </w:pPr>
-      <w:r>
-        <w:t>The first AI model to evaluate the relationship between lunar phases and daily crime and traffic accidents, with the use of scikit-learn, was a Linear Regression. Following best practices, a five-fold cross-validation was applied to the model, where the R² (Coefficient of determination) was set as the evaluation metric. [n1]</w:t>
-      </w:r>
-    </w:p>
-    <w:p>
-      <w:r>
-        <w:lastRenderedPageBreak/>
+      <w:r>
         <w:t xml:space="preserve">For the daily crime occurrence in the </w:t>
       </w:r>
       <w:proofErr w:type="spellStart"/>
@@ -1557,6 +1690,7 @@
         <w:rPr>
           <w:noProof/>
         </w:rPr>
+        <w:lastRenderedPageBreak/>
         <w:drawing>
           <wp:inline distT="0" distB="0" distL="0" distR="0" wp14:anchorId="2FC55E9C" wp14:editId="6A965817">
             <wp:extent cx="1759341" cy="3943350"/>
@@ -1601,91 +1735,45 @@
       </w:r>
     </w:p>
     <w:p>
-      <w:r>
-        <w:t>When trying the same model to preview the daily Traffic incidents, the R² value was raised to -0.021. While showing some improvement compared to the daily crimes, the value, effectively 0, shows no prediction power for the model. The same considerations for the coefficients on the crimes dataset are valid for the accidents. [n2]</w:t>
-      </w:r>
+      <w:pPr>
+        <w:ind w:firstLine="0pt"/>
+        <w:jc w:val="center"/>
+      </w:pPr>
     </w:p>
     <w:p>
-      <w:pPr>
-        <w:ind w:firstLine="0pt"/>
-        <w:jc w:val="center"/>
-      </w:pPr>
+      <w:r>
+        <w:t>Overall the results indicate that the datasets do not support a linear relationship between the lunar phases and the crimes. Furthermore, the result could be the advent of a linear model's limitations of using the R² for sparse count-based data [n3], which motivates the exploration of alternative models.</w:t>
+      </w:r>
+    </w:p>
+    <w:p>
+      <w:pPr>
+        <w:pStyle w:val="Heading3"/>
+      </w:pPr>
+      <w:r>
+        <w:t>Random Forest</w:t>
+      </w:r>
+    </w:p>
+    <w:p>
+      <w:r>
+        <w:t>To assess the Linear Regression limitations the Random Forest models were implemented; this new model aims to capture any nonlinear relationships that cannot be captured by a Linear Regression model. With hyperparameters set to balance model stability and generalization, including a large number of estimators and minimum leaf size to reduce overfitting. [Z]</w:t>
+      </w:r>
+    </w:p>
+    <w:p>
+      <w:r>
+        <w:t>Even with the use of a more complex nonlinear model, the cross-validated R² scores remained close to or below zero for crime</w:t>
+      </w:r>
+      <w:r>
+        <w:t xml:space="preserve"> </w:t>
+      </w:r>
+      <w:r>
+        <w:t>count. This strengths the result of the Linear Regression model, where there is no signal of a predictive capability of the moon phases for daily crimes. [n2]</w:t>
+      </w:r>
+    </w:p>
+    <w:p>
       <w:r>
         <w:rPr>
           <w:noProof/>
         </w:rPr>
-        <w:drawing>
-          <wp:inline distT="0" distB="0" distL="0" distR="0" wp14:anchorId="340357B8" wp14:editId="45C44FCA">
-            <wp:extent cx="1680210" cy="3714750"/>
-            <wp:effectExtent l="0" t="0" r="0" b="0"/>
-            <wp:docPr id="1319119111" name="drawing"/>
-            <wp:cNvGraphicFramePr>
-              <a:graphicFrameLocks xmlns:a="http://purl.oclc.org/ooxml/drawingml/main" noChangeAspect="1"/>
-            </wp:cNvGraphicFramePr>
-            <a:graphic xmlns:a="http://purl.oclc.org/ooxml/drawingml/main">
-              <a:graphicData uri="http://purl.oclc.org/ooxml/drawingml/picture">
-                <pic:pic xmlns:pic="http://purl.oclc.org/ooxml/drawingml/picture">
-                  <pic:nvPicPr>
-                    <pic:cNvPr id="1319119111" name="Picture 1319119111"/>
-                    <pic:cNvPicPr/>
-                  </pic:nvPicPr>
-                  <pic:blipFill>
-                    <a:blip r:embed="rId17">
-                      <a:extLst>
-                        <a:ext uri="{28A0092B-C50C-407E-A947-70E740481C1C}">
-                          <a14:useLocalDpi xmlns:a14="http://schemas.microsoft.com/office/drawing/2010/main"/>
-                        </a:ext>
-                      </a:extLst>
-                    </a:blip>
-                    <a:stretch>
-                      <a:fillRect/>
-                    </a:stretch>
-                  </pic:blipFill>
-                  <pic:spPr>
-                    <a:xfrm>
-                      <a:off x="0" y="0"/>
-                      <a:ext cx="1680210" cy="3714750"/>
-                    </a:xfrm>
-                    <a:prstGeom prst="rect">
-                      <a:avLst/>
-                    </a:prstGeom>
-                  </pic:spPr>
-                </pic:pic>
-              </a:graphicData>
-            </a:graphic>
-          </wp:inline>
-        </w:drawing>
-      </w:r>
-    </w:p>
-    <w:p>
-      <w:r>
-        <w:t>Overall the results indicate that the datasets do not support a linear relationship between the lunar phases and the crimes/accidents. Furthermore, the result could be the advent of a linear model's limitations of using the R² for sparse count-based data [n3], which motivates the exploration of alternative models.</w:t>
-      </w:r>
-    </w:p>
-    <w:p>
-      <w:pPr>
-        <w:pStyle w:val="Heading3"/>
-      </w:pPr>
-      <w:r>
-        <w:t>Random Forest</w:t>
-      </w:r>
-    </w:p>
-    <w:p>
-      <w:r>
-        <w:t>To assess the Linear Regression limitations the Random Forest models were implemented; this new model aims to capture any nonlinear relationships that cannot be captured by a Linear Regression model. With hyperparameters set to balance model stability and generalization, including a large number of estimators and minimum leaf size to reduce overfitting. [Z]</w:t>
-      </w:r>
-    </w:p>
-    <w:p>
-      <w:r>
-        <w:t>Even with the use of a more complex nonlinear model, the cross-validated R² scores remained close to or below zero for both crime and traffic count. This strengths the result of the Linear Regression model, where there is no signal of a predictive capability of the moon phases for daily crimes and accidents. [n2]</w:t>
-      </w:r>
-    </w:p>
-    <w:p>
-      <w:r>
-        <w:rPr>
-          <w:noProof/>
-        </w:rPr>
-        <w:lastRenderedPageBreak/>
         <w:drawing>
           <wp:inline distT="0" distB="0" distL="0" distR="0" wp14:anchorId="0D405D38" wp14:editId="435085E4">
             <wp:extent cx="2448267" cy="2610214"/>
@@ -1702,7 +1790,7 @@
                     <pic:cNvPicPr/>
                   </pic:nvPicPr>
                   <pic:blipFill>
-                    <a:blip r:embed="rId18">
+                    <a:blip r:embed="rId17">
                       <a:extLst>
                         <a:ext uri="{28A0092B-C50C-407E-A947-70E740481C1C}">
                           <a14:useLocalDpi xmlns:a14="http://schemas.microsoft.com/office/drawing/2010/main"/>
@@ -1729,54 +1817,7 @@
         </w:drawing>
       </w:r>
     </w:p>
-    <w:p>
-      <w:r>
-        <w:rPr>
-          <w:noProof/>
-        </w:rPr>
-        <w:drawing>
-          <wp:inline distT="0" distB="0" distL="0" distR="0" wp14:anchorId="175C5C0B" wp14:editId="0B1EDABD">
-            <wp:extent cx="2495898" cy="2391109"/>
-            <wp:effectExtent l="0" t="0" r="0" b="0"/>
-            <wp:docPr id="319293328" name="drawing"/>
-            <wp:cNvGraphicFramePr>
-              <a:graphicFrameLocks xmlns:a="http://purl.oclc.org/ooxml/drawingml/main" noChangeAspect="1"/>
-            </wp:cNvGraphicFramePr>
-            <a:graphic xmlns:a="http://purl.oclc.org/ooxml/drawingml/main">
-              <a:graphicData uri="http://purl.oclc.org/ooxml/drawingml/picture">
-                <pic:pic xmlns:pic="http://purl.oclc.org/ooxml/drawingml/picture">
-                  <pic:nvPicPr>
-                    <pic:cNvPr id="319293328" name="Picture 319293328"/>
-                    <pic:cNvPicPr/>
-                  </pic:nvPicPr>
-                  <pic:blipFill>
-                    <a:blip r:embed="rId19">
-                      <a:extLst>
-                        <a:ext uri="{28A0092B-C50C-407E-A947-70E740481C1C}">
-                          <a14:useLocalDpi xmlns:a14="http://schemas.microsoft.com/office/drawing/2010/main"/>
-                        </a:ext>
-                      </a:extLst>
-                    </a:blip>
-                    <a:stretch>
-                      <a:fillRect/>
-                    </a:stretch>
-                  </pic:blipFill>
-                  <pic:spPr>
-                    <a:xfrm>
-                      <a:off x="0" y="0"/>
-                      <a:ext cx="2495898" cy="2391109"/>
-                    </a:xfrm>
-                    <a:prstGeom prst="rect">
-                      <a:avLst/>
-                    </a:prstGeom>
-                  </pic:spPr>
-                </pic:pic>
-              </a:graphicData>
-            </a:graphic>
-          </wp:inline>
-        </w:drawing>
-      </w:r>
-    </w:p>
+    <w:p/>
     <w:p>
       <w:pPr>
         <w:pStyle w:val="Heading3"/>
@@ -1819,7 +1860,7 @@
                     <pic:cNvPicPr/>
                   </pic:nvPicPr>
                   <pic:blipFill>
-                    <a:blip r:embed="rId20">
+                    <a:blip r:embed="rId18">
                       <a:extLst>
                         <a:ext uri="{28A0092B-C50C-407E-A947-70E740481C1C}">
                           <a14:useLocalDpi xmlns:a14="http://schemas.microsoft.com/office/drawing/2010/main"/>
@@ -1847,60 +1888,9 @@
       </w:r>
     </w:p>
     <w:p>
-      <w:r>
-        <w:t>In the case of traffic incidents, the Poisson model lowered the value to 6.066, a substantially lower mean that reflects a better fit due to the lower variance of the dataset. Nevertheless, the lunar phase coefficients remained close to zero. [n5]</w:t>
-      </w:r>
-    </w:p>
-    <w:p>
       <w:pPr>
         <w:ind w:firstLine="0pt"/>
       </w:pPr>
-      <w:r>
-        <w:rPr>
-          <w:noProof/>
-        </w:rPr>
-        <w:drawing>
-          <wp:inline distT="0" distB="0" distL="0" distR="0" wp14:anchorId="285C6906" wp14:editId="764954F0">
-            <wp:extent cx="3095625" cy="2019300"/>
-            <wp:effectExtent l="0" t="0" r="0" b="0"/>
-            <wp:docPr id="932606036" name="drawing"/>
-            <wp:cNvGraphicFramePr>
-              <a:graphicFrameLocks xmlns:a="http://purl.oclc.org/ooxml/drawingml/main" noChangeAspect="1"/>
-            </wp:cNvGraphicFramePr>
-            <a:graphic xmlns:a="http://purl.oclc.org/ooxml/drawingml/main">
-              <a:graphicData uri="http://purl.oclc.org/ooxml/drawingml/picture">
-                <pic:pic xmlns:pic="http://purl.oclc.org/ooxml/drawingml/picture">
-                  <pic:nvPicPr>
-                    <pic:cNvPr id="932606036" name="Picture 932606036"/>
-                    <pic:cNvPicPr/>
-                  </pic:nvPicPr>
-                  <pic:blipFill>
-                    <a:blip r:embed="rId21">
-                      <a:extLst>
-                        <a:ext uri="{28A0092B-C50C-407E-A947-70E740481C1C}">
-                          <a14:useLocalDpi xmlns:a14="http://schemas.microsoft.com/office/drawing/2010/main"/>
-                        </a:ext>
-                      </a:extLst>
-                    </a:blip>
-                    <a:stretch>
-                      <a:fillRect/>
-                    </a:stretch>
-                  </pic:blipFill>
-                  <pic:spPr>
-                    <a:xfrm>
-                      <a:off x="0" y="0"/>
-                      <a:ext cx="3095625" cy="2019300"/>
-                    </a:xfrm>
-                    <a:prstGeom prst="rect">
-                      <a:avLst/>
-                    </a:prstGeom>
-                  </pic:spPr>
-                </pic:pic>
-              </a:graphicData>
-            </a:graphic>
-          </wp:inline>
-        </w:drawing>
-      </w:r>
     </w:p>
     <w:p/>
     <w:p>
@@ -2019,24 +2009,12 @@
       <w:r>
         <w:t xml:space="preserve">, 2025. [Online]. Available: </w:t>
       </w:r>
-      <w:hyperlink r:id="rId22">
+      <w:hyperlink r:id="rId19">
         <w:r>
           <w:rPr>
             <w:rStyle w:val="Hyperlink"/>
           </w:rPr>
-          <w:t>https://svs.gsfc</w:t>
-        </w:r>
-        <w:r>
-          <w:rPr>
-            <w:rStyle w:val="Hyperlink"/>
-          </w:rPr>
-          <w:t>.</w:t>
-        </w:r>
-        <w:r>
-          <w:rPr>
-            <w:rStyle w:val="Hyperlink"/>
-          </w:rPr>
-          <w:t>nasa.gov</w:t>
+          <w:t>https://svs.gsfc.nasa.gov</w:t>
         </w:r>
       </w:hyperlink>
       <w:r>
@@ -2049,7 +2027,6 @@
         <w:jc w:val="start"/>
       </w:pPr>
       <w:r>
-        <w:lastRenderedPageBreak/>
         <w:t xml:space="preserve">W. McKinney, “Data structures for statistical computing in python,” </w:t>
       </w:r>
       <w:r>
@@ -2090,7 +2067,7 @@
       <w:r>
         <w:t xml:space="preserve">[n1] DataCamp. “K-Fold Cross Validation in Machine Learning: A Practical Guide,” 2024. Available: </w:t>
       </w:r>
-      <w:hyperlink r:id="rId23">
+      <w:hyperlink r:id="rId20">
         <w:r>
           <w:rPr>
             <w:rStyle w:val="Hyperlink"/>
@@ -2116,7 +2093,7 @@
       <w:r>
         <w:t xml:space="preserve">[n3] Quantics, “Why R² is not a measure of goodness-of-fit,” 2022. Available: </w:t>
       </w:r>
-      <w:hyperlink r:id="rId24">
+      <w:hyperlink r:id="rId21">
         <w:r>
           <w:rPr>
             <w:rStyle w:val="Hyperlink"/>
@@ -2166,8 +2143,8 @@
         <w:ind w:start="17.70pt"/>
         <w:jc w:val="start"/>
         <w:sectPr>
-          <w:headerReference w:type="default" r:id="rId25"/>
-          <w:footerReference w:type="default" r:id="rId26"/>
+          <w:headerReference w:type="default" r:id="rId22"/>
+          <w:footerReference w:type="default" r:id="rId23"/>
           <w:type w:val="continuous"/>
           <w:pgSz w:w="595.30pt" w:h="841.90pt" w:code="9"/>
           <w:pgMar w:top="54pt" w:right="45.35pt" w:bottom="72pt" w:left="45.35pt" w:header="36pt" w:footer="36pt" w:gutter="0pt"/>
@@ -2200,8 +2177,8 @@
       </w:r>
     </w:p>
     <w:sectPr>
-      <w:headerReference w:type="default" r:id="rId27"/>
-      <w:footerReference w:type="default" r:id="rId28"/>
+      <w:headerReference w:type="default" r:id="rId24"/>
+      <w:footerReference w:type="default" r:id="rId25"/>
       <w:type w:val="continuous"/>
       <w:pgSz w:w="595.30pt" w:h="841.90pt" w:code="9"/>
       <w:pgMar w:top="54pt" w:right="44.65pt" w:bottom="72pt" w:left="44.65pt" w:header="36pt" w:footer="36pt" w:gutter="0pt"/>
@@ -2255,7 +2232,7 @@
         <w:p>
           <w:pPr>
             <w:pStyle w:val="Header"/>
-            <w:ind w:start="-4.25pt"/>
+            <w:ind w:start="-3.75pt"/>
             <w:jc w:val="start"/>
           </w:pPr>
         </w:p>
@@ -2277,7 +2254,7 @@
         <w:p>
           <w:pPr>
             <w:pStyle w:val="Header"/>
-            <w:ind w:end="-4.25pt"/>
+            <w:ind w:end="-3.75pt"/>
             <w:jc w:val="end"/>
           </w:pPr>
         </w:p>
@@ -2338,7 +2315,7 @@
         <w:p>
           <w:pPr>
             <w:pStyle w:val="Header"/>
-            <w:ind w:start="-4.25pt"/>
+            <w:ind w:start="-3.75pt"/>
             <w:jc w:val="start"/>
           </w:pPr>
         </w:p>
@@ -2360,7 +2337,7 @@
         <w:p>
           <w:pPr>
             <w:pStyle w:val="Header"/>
-            <w:ind w:end="-4.25pt"/>
+            <w:ind w:end="-3.75pt"/>
             <w:jc w:val="end"/>
           </w:pPr>
         </w:p>
@@ -2399,7 +2376,7 @@
         <w:p>
           <w:pPr>
             <w:pStyle w:val="Header"/>
-            <w:ind w:start="-4.25pt"/>
+            <w:ind w:start="-3.75pt"/>
             <w:jc w:val="start"/>
           </w:pPr>
         </w:p>
@@ -2421,7 +2398,7 @@
         <w:p>
           <w:pPr>
             <w:pStyle w:val="Header"/>
-            <w:ind w:end="-4.25pt"/>
+            <w:ind w:end="-3.75pt"/>
             <w:jc w:val="end"/>
           </w:pPr>
         </w:p>
@@ -2460,7 +2437,7 @@
         <w:p>
           <w:pPr>
             <w:pStyle w:val="Header"/>
-            <w:ind w:start="-4.25pt"/>
+            <w:ind w:start="-3.75pt"/>
             <w:jc w:val="start"/>
           </w:pPr>
         </w:p>
@@ -2482,7 +2459,7 @@
         <w:p>
           <w:pPr>
             <w:pStyle w:val="Header"/>
-            <w:ind w:end="-4.25pt"/>
+            <w:ind w:end="-3.75pt"/>
             <w:jc w:val="end"/>
           </w:pPr>
         </w:p>
@@ -2521,7 +2498,7 @@
         <w:p>
           <w:pPr>
             <w:pStyle w:val="Header"/>
-            <w:ind w:start="-4.25pt"/>
+            <w:ind w:start="-3.75pt"/>
             <w:jc w:val="start"/>
           </w:pPr>
         </w:p>
@@ -2543,7 +2520,7 @@
         <w:p>
           <w:pPr>
             <w:pStyle w:val="Header"/>
-            <w:ind w:end="-4.25pt"/>
+            <w:ind w:end="-3.75pt"/>
             <w:jc w:val="end"/>
           </w:pPr>
         </w:p>
@@ -2601,7 +2578,7 @@
         <w:p>
           <w:pPr>
             <w:pStyle w:val="Header"/>
-            <w:ind w:start="-4.25pt"/>
+            <w:ind w:start="-3.75pt"/>
             <w:jc w:val="start"/>
           </w:pPr>
         </w:p>
@@ -2623,7 +2600,7 @@
         <w:p>
           <w:pPr>
             <w:pStyle w:val="Header"/>
-            <w:ind w:end="-4.25pt"/>
+            <w:ind w:end="-3.75pt"/>
             <w:jc w:val="end"/>
           </w:pPr>
         </w:p>
@@ -2662,7 +2639,7 @@
         <w:p>
           <w:pPr>
             <w:pStyle w:val="Header"/>
-            <w:ind w:start="-4.25pt"/>
+            <w:ind w:start="-3.75pt"/>
             <w:jc w:val="start"/>
           </w:pPr>
         </w:p>
@@ -2684,7 +2661,7 @@
         <w:p>
           <w:pPr>
             <w:pStyle w:val="Header"/>
-            <w:ind w:end="-4.25pt"/>
+            <w:ind w:end="-3.75pt"/>
             <w:jc w:val="end"/>
           </w:pPr>
         </w:p>
@@ -2723,7 +2700,7 @@
         <w:p>
           <w:pPr>
             <w:pStyle w:val="Header"/>
-            <w:ind w:start="-4.25pt"/>
+            <w:ind w:start="-3.75pt"/>
             <w:jc w:val="start"/>
           </w:pPr>
         </w:p>
@@ -2745,7 +2722,7 @@
         <w:p>
           <w:pPr>
             <w:pStyle w:val="Header"/>
-            <w:ind w:end="-4.25pt"/>
+            <w:ind w:end="-3.75pt"/>
             <w:jc w:val="end"/>
           </w:pPr>
         </w:p>
@@ -2784,7 +2761,7 @@
         <w:p>
           <w:pPr>
             <w:pStyle w:val="Header"/>
-            <w:ind w:start="-4.25pt"/>
+            <w:ind w:start="-3.75pt"/>
             <w:jc w:val="start"/>
           </w:pPr>
         </w:p>
@@ -2806,7 +2783,7 @@
         <w:p>
           <w:pPr>
             <w:pStyle w:val="Header"/>
-            <w:ind w:end="-4.25pt"/>
+            <w:ind w:end="-3.75pt"/>
             <w:jc w:val="end"/>
           </w:pPr>
         </w:p>
@@ -2845,7 +2822,7 @@
         <w:p>
           <w:pPr>
             <w:pStyle w:val="Header"/>
-            <w:ind w:start="-4.25pt"/>
+            <w:ind w:start="-3.75pt"/>
             <w:jc w:val="start"/>
           </w:pPr>
         </w:p>
@@ -2867,7 +2844,7 @@
         <w:p>
           <w:pPr>
             <w:pStyle w:val="Header"/>
-            <w:ind w:end="-4.25pt"/>
+            <w:ind w:end="-3.75pt"/>
             <w:jc w:val="end"/>
           </w:pPr>
         </w:p>
@@ -9946,6 +9923,7 @@
     <w:name w:val="heading 3"/>
     <w:basedOn w:val="Normal"/>
     <w:next w:val="Normal"/>
+    <w:link w:val="Heading3Char"/>
     <w:uiPriority w:val="1"/>
     <w:qFormat/>
     <w:rsid w:val="3C13E430"/>
@@ -10516,6 +10494,19 @@
       <w:szCs w:val="18"/>
     </w:rPr>
   </w:style>
+  <w:style w:type="character" w:customStyle="1" w:styleId="Heading3Char">
+    <w:name w:val="Heading 3 Char"/>
+    <w:basedOn w:val="DefaultParagraphFont"/>
+    <w:link w:val="Heading3"/>
+    <w:uiPriority w:val="1"/>
+    <w:rsid w:val="00EA55FE"/>
+    <w:rPr>
+      <w:i/>
+      <w:iCs/>
+      <w:noProof/>
+      <w:lang w:val="en-IE"/>
+    </w:rPr>
+  </w:style>
 </w:styles>
 </file>
 
